--- a/company-admin-portal/public/templates/classified-document-template.docx
+++ b/company-admin-portal/public/templates/classified-document-template.docx
@@ -201,29 +201,29 @@
           <w:sz w:val="24"/>
           <w:szCs w:val="24"/>
         </w:rPr>
+        <w:t xml:space="preserve">    • Restricted</w:t>
+      </w:r>
+      <w:r>
+        <w:rPr>
+          <w:sz w:val="24"/>
+          <w:szCs w:val="24"/>
+        </w:rPr>
+        <w:t xml:space="preserve"> - Highly restricted</w:t>
+      </w:r>
+    </w:p>
+    <w:p>
+      <w:pPr>
+        <w:spacing w:after="300"/>
+      </w:pPr>
+      <w:r>
+        <w:rPr>
+          <w:b/>
+          <w:bCs/>
+          <w:color w:val="F44336"/>
+          <w:sz w:val="24"/>
+          <w:szCs w:val="24"/>
+        </w:rPr>
         <w:t xml:space="preserve">    • Secret</w:t>
-      </w:r>
-      <w:r>
-        <w:rPr>
-          <w:sz w:val="24"/>
-          <w:szCs w:val="24"/>
-        </w:rPr>
-        <w:t xml:space="preserve"> - Highly restricted</w:t>
-      </w:r>
-    </w:p>
-    <w:p>
-      <w:pPr>
-        <w:spacing w:after="300"/>
-      </w:pPr>
-      <w:r>
-        <w:rPr>
-          <w:b/>
-          <w:bCs/>
-          <w:color w:val="F44336"/>
-          <w:sz w:val="24"/>
-          <w:szCs w:val="24"/>
-        </w:rPr>
-        <w:t xml:space="preserve">    • TopSecret</w:t>
       </w:r>
       <w:r>
         <w:rPr>
@@ -306,24 +306,24 @@
           <w:sz w:val="24"/>
           <w:szCs w:val="24"/>
         </w:rPr>
+        <w:t xml:space="preserve">Restricted Inline</w:t>
+      </w:r>
+      <w:r>
+        <w:rPr>
+          <w:sz w:val="24"/>
+          <w:szCs w:val="24"/>
+        </w:rPr>
+        <w:t xml:space="preserve">, </w:t>
+      </w:r>
+      <w:r>
+        <w:rPr>
+          <w:b/>
+          <w:bCs/>
+          <w:color w:val="F44336"/>
+          <w:sz w:val="24"/>
+          <w:szCs w:val="24"/>
+        </w:rPr>
         <w:t xml:space="preserve">Secret Inline</w:t>
-      </w:r>
-      <w:r>
-        <w:rPr>
-          <w:sz w:val="24"/>
-          <w:szCs w:val="24"/>
-        </w:rPr>
-        <w:t xml:space="preserve">, </w:t>
-      </w:r>
-      <w:r>
-        <w:rPr>
-          <w:b/>
-          <w:bCs/>
-          <w:color w:val="F44336"/>
-          <w:sz w:val="24"/>
-          <w:szCs w:val="24"/>
-        </w:rPr>
-        <w:t xml:space="preserve">TopSecret Inline</w:t>
       </w:r>
     </w:p>
     <w:p>
@@ -476,7 +476,7 @@
           <w:sz w:val="24"/>
           <w:szCs w:val="24"/>
         </w:rPr>
-        <w:t xml:space="preserve">This is public information that anyone can view.</w:t>
+        <w:t xml:space="preserve">This is public information available without restrictions.</w:t>
       </w:r>
     </w:p>
     <w:p>
@@ -541,7 +541,7 @@
     </w:p>
     <w:p>
       <w:pPr>
-        <w:pStyle w:val="Secret"/>
+        <w:pStyle w:val="Restricted"/>
       </w:pPr>
       <w:r>
         <w:rPr>
@@ -555,36 +555,36 @@
     </w:p>
     <w:p>
       <w:pPr>
+        <w:pStyle w:val="Restricted"/>
+      </w:pPr>
+      <w:r>
+        <w:rPr>
+          <w:sz w:val="24"/>
+          <w:szCs w:val="24"/>
+        </w:rPr>
+        <w:t xml:space="preserve">This requires RESTRICTED clearance or higher to view.</w:t>
+      </w:r>
+    </w:p>
+    <w:p>
+      <w:pPr>
+        <w:pStyle w:val="Restricted"/>
+      </w:pPr>
+      <w:r>
+        <w:rPr>
+          <w:sz w:val="24"/>
+          <w:szCs w:val="24"/>
+        </w:rPr>
+        <w:t xml:space="preserve">M&amp;A target: ACME Corporation | Expected value: $15M | Timeline: Q1 2026</w:t>
+      </w:r>
+    </w:p>
+    <w:p>
+      <w:pPr>
+        <w:spacing w:after="200"/>
+      </w:pPr>
+    </w:p>
+    <w:p>
+      <w:pPr>
         <w:pStyle w:val="Secret"/>
-      </w:pPr>
-      <w:r>
-        <w:rPr>
-          <w:sz w:val="24"/>
-          <w:szCs w:val="24"/>
-        </w:rPr>
-        <w:t xml:space="preserve">This requires SECRET clearance or higher to view.</w:t>
-      </w:r>
-    </w:p>
-    <w:p>
-      <w:pPr>
-        <w:pStyle w:val="Secret"/>
-      </w:pPr>
-      <w:r>
-        <w:rPr>
-          <w:sz w:val="24"/>
-          <w:szCs w:val="24"/>
-        </w:rPr>
-        <w:t xml:space="preserve">M&amp;A target: ACME Corporation | Expected value: $15M | Timeline: Q1 2026</w:t>
-      </w:r>
-    </w:p>
-    <w:p>
-      <w:pPr>
-        <w:spacing w:after="200"/>
-      </w:pPr>
-    </w:p>
-    <w:p>
-      <w:pPr>
-        <w:pStyle w:val="TopSecret"/>
       </w:pPr>
       <w:r>
         <w:rPr>
@@ -598,19 +598,19 @@
     </w:p>
     <w:p>
       <w:pPr>
-        <w:pStyle w:val="TopSecret"/>
-      </w:pPr>
-      <w:r>
-        <w:rPr>
-          <w:sz w:val="24"/>
-          <w:szCs w:val="24"/>
-        </w:rPr>
-        <w:t xml:space="preserve">This requires TOP SECRET clearance to view.</w:t>
-      </w:r>
-    </w:p>
-    <w:p>
-      <w:pPr>
-        <w:pStyle w:val="TopSecret"/>
+        <w:pStyle w:val="Secret"/>
+      </w:pPr>
+      <w:r>
+        <w:rPr>
+          <w:sz w:val="24"/>
+          <w:szCs w:val="24"/>
+        </w:rPr>
+        <w:t xml:space="preserve">This requires SECRET clearance to view.</w:t>
+      </w:r>
+    </w:p>
+    <w:p>
+      <w:pPr>
+        <w:pStyle w:val="Secret"/>
       </w:pPr>
       <w:r>
         <w:rPr>
@@ -962,8 +962,8 @@
       <w:szCs w:val="24"/>
     </w:rPr>
   </w:style>
-  <w:style w:type="paragraph" w:styleId="Secret">
-    <w:name w:val="Secret"/>
+  <w:style w:type="paragraph" w:styleId="Restricted">
+    <w:name w:val="Restricted"/>
     <w:basedOn w:val="Normal"/>
     <w:next w:val="Normal"/>
     <w:qFormat/>
@@ -980,8 +980,8 @@
       <w:szCs w:val="24"/>
     </w:rPr>
   </w:style>
-  <w:style w:type="paragraph" w:styleId="TopSecret">
-    <w:name w:val="TopSecret"/>
+  <w:style w:type="paragraph" w:styleId="Secret">
+    <w:name w:val="Secret"/>
     <w:basedOn w:val="Normal"/>
     <w:next w:val="Normal"/>
     <w:qFormat/>
@@ -1024,6 +1024,19 @@
       <w:shd w:color="E3F2FD" w:val="solid"/>
     </w:rPr>
   </w:style>
+  <w:style w:type="character" w:styleId="RestrictedInline">
+    <w:name w:val="Restricted Inline"/>
+    <w:basedOn w:val="DefaultParagraphFont"/>
+    <w:uiPriority w:val="99"/>
+    <w:unhideWhenUsed/>
+    <w:qFormat/>
+    <w:rPr>
+      <w:b/>
+      <w:bCs/>
+      <w:color w:val="E65100"/>
+      <w:shd w:color="FFF3E0" w:val="solid"/>
+    </w:rPr>
+  </w:style>
   <w:style w:type="character" w:styleId="SecretInline">
     <w:name w:val="Secret Inline"/>
     <w:basedOn w:val="DefaultParagraphFont"/>
@@ -1033,19 +1046,6 @@
     <w:rPr>
       <w:b/>
       <w:bCs/>
-      <w:color w:val="E65100"/>
-      <w:shd w:color="FFF3E0" w:val="solid"/>
-    </w:rPr>
-  </w:style>
-  <w:style w:type="character" w:styleId="TopSecretInline">
-    <w:name w:val="TopSecret Inline"/>
-    <w:basedOn w:val="DefaultParagraphFont"/>
-    <w:uiPriority w:val="99"/>
-    <w:unhideWhenUsed/>
-    <w:qFormat/>
-    <w:rPr>
-      <w:b/>
-      <w:bCs/>
       <w:color w:val="B71C1C"/>
       <w:shd w:color="FFEBEE" w:val="solid"/>
     </w:rPr>
